--- a/backend/templates/FORMATO RETENCION EN LA FUENTE.docx
+++ b/backend/templates/FORMATO RETENCION EN LA FUENTE.docx
@@ -24,34 +24,15 @@
           <w:sz w:val="22"/>
           <w:szCs w:val="22"/>
         </w:rPr>
-        <w:t xml:space="preserve">   Armenia, </w:t>
-      </w:r>
-      <w:r>
-        <w:rPr>
-          <w:rFonts w:ascii="Arial" w:hAnsi="Arial" w:cs="Arial"/>
-          <w:color w:val="FF0000"/>
-          <w:sz w:val="22"/>
-          <w:szCs w:val="22"/>
-        </w:rPr>
-        <w:t>{{mes_documento}}</w:t>
-      </w:r>
-      <w:r>
-        <w:rPr>
-          <w:rFonts w:ascii="Arial" w:hAnsi="Arial" w:cs="Arial"/>
-          <w:color w:val="212121"/>
-          <w:sz w:val="22"/>
-          <w:szCs w:val="22"/>
-        </w:rPr>
-        <w:t xml:space="preserve"> de </w:t>
-      </w:r>
-      <w:r>
-        <w:rPr>
-          <w:rFonts w:ascii="Arial" w:hAnsi="Arial" w:cs="Arial"/>
-          <w:color w:val="FF0000"/>
-          <w:sz w:val="22"/>
-          <w:szCs w:val="22"/>
-        </w:rPr>
-        <w:t>{{anio_documento}}</w:t>
+        <w:t xml:space="preserve">   Armenia</w:t>
+      </w:r>
+      <w:r>
+        <w:rPr>
+          <w:rFonts w:ascii="Arial" w:hAnsi="Arial" w:cs="Arial"/>
+          <w:sz w:val="22"/>
+          <w:szCs w:val="22"/>
+        </w:rPr>
+        <w:t>, {{mes_documento}} de {{anio_documento}}</w:t>
       </w:r>
     </w:p>
     <w:p>
@@ -200,7 +181,6 @@
           <w:rFonts w:ascii="Arial" w:hAnsi="Arial" w:cs="Arial"/>
           <w:b/>
           <w:i/>
-          <w:color w:val="FF0000"/>
         </w:rPr>
       </w:pPr>
       <w:r>
@@ -331,7 +311,6 @@
           <w:rFonts w:ascii="Arial" w:hAnsi="Arial" w:cs="Arial"/>
           <w:b/>
           <w:i/>
-          <w:color w:val="FF0000"/>
         </w:rPr>
         <w:t>de {{tipo_contrato}}</w:t>
       </w:r>
@@ -1067,15 +1046,8 @@
       <w:r>
         <w:rPr>
           <w:rFonts w:ascii="Arial" w:hAnsi="Arial" w:cs="Arial"/>
-          <w:color w:val="FF0000"/>
-        </w:rPr>
-        <w:t>{{anio_documento}}</w:t>
-      </w:r>
-      <w:r>
-        <w:rPr>
-          <w:rFonts w:ascii="Arial" w:hAnsi="Arial" w:cs="Arial"/>
-        </w:rPr>
-        <w:t>,</w:t>
+        </w:rPr>
+        <w:t>{{anio_documento}},</w:t>
       </w:r>
       <w:r>
         <w:rPr>
@@ -1776,7 +1748,6 @@
       <w:r>
         <w:rPr>
           <w:rFonts w:ascii="Arial" w:hAnsi="Arial" w:cs="Arial"/>
-          <w:color w:val="FF0000"/>
         </w:rPr>
         <w:t>{{anio_documento}}</w:t>
       </w:r>
@@ -2191,19 +2162,10 @@
       <w:r>
         <w:rPr>
           <w:rFonts w:ascii="Arial" w:hAnsi="Arial" w:cs="Arial"/>
-          <w:color w:val="FF0000"/>
-          <w:sz w:val="22"/>
-          <w:szCs w:val="22"/>
-        </w:rPr>
-        <w:t>{{anio_vigencia_anterior}}</w:t>
-      </w:r>
-      <w:r>
-        <w:rPr>
-          <w:rFonts w:ascii="Arial" w:hAnsi="Arial" w:cs="Arial"/>
-          <w:sz w:val="22"/>
-          <w:szCs w:val="22"/>
-        </w:rPr>
-        <w:t>,</w:t>
+          <w:sz w:val="22"/>
+          <w:szCs w:val="22"/>
+        </w:rPr>
+        <w:t>{{anio_vigencia_anterior}},</w:t>
       </w:r>
       <w:r>
         <w:rPr>
@@ -2733,29 +2695,27 @@
     <w:p>
       <w:pPr>
         <w:pStyle w:val="Textoindependiente"/>
-        <w:spacing w:before="2"/>
-        <w:ind w:left="284"/>
         <w:rPr>
           <w:rFonts w:ascii="Arial" w:hAnsi="Arial" w:cs="Arial"/>
           <w:sz w:val="22"/>
           <w:szCs w:val="22"/>
         </w:rPr>
       </w:pPr>
-      <w:r>
-        <w:rPr>
-          <w:rFonts w:ascii="Arial" w:hAnsi="Arial" w:cs="Arial"/>
-          <w:sz w:val="22"/>
-          <w:szCs w:val="22"/>
-        </w:rPr>
-        <w:t>{{firma_contratista}}</w:t>
-      </w:r>
     </w:p>
     <w:p>
       <w:pPr>
         <w:ind w:left="284"/>
       </w:pPr>
       <w:r>
-        <w:t>Nombre: {{nombre_contratista}}</w:t>
+        <w:t>Nombre: {{</w:t>
+      </w:r>
+      <w:proofErr w:type="spellStart"/>
+      <w:r>
+        <w:t>nombre_contratista</w:t>
+      </w:r>
+      <w:proofErr w:type="spellEnd"/>
+      <w:r>
+        <w:t>}}</w:t>
       </w:r>
     </w:p>
     <w:p>
